--- a/document_templates/russian_library/Исковые_заявления/Процессуальные_документы/шаблон_Исковое_заявление_после_отмены_судебного_приказа.docx
+++ b/document_templates/russian_library/Исковые_заявления/Процессуальные_документы/шаблон_Исковое_заявление_после_отмены_судебного_приказа.docx
@@ -26,7 +26,7 @@
           <w:sz w:val="24"/>
           <w:szCs w:val="24"/>
         </w:rPr>
-        <w:t xml:space="preserve">{{ w_t_w_r_w_r_w_rpr_w_rfonts_w_ascii_times_new_roman_w_hansi_times_new_roman_w_cs_times_new_roman_w_sz_w_val_24_w_szcs_w_val_24_w_lang_w_val_en_us_w_rpr_w_t_court_w_t_w_r_w_r_w_rsidrpr_009f7e20_w_rpr_w_rfonts_w_ascii_times_new_roman_w_hansi_times_new_roman_w_cs_times_new_roman_w_sz_w_val_24_w_szcs_w_val_24_w_rpr_w_t_xml_space_preserve_w_t_w_r_w_r_w_rpr_w_rfonts_w_ascii_times_new_roman_w_hansi_times_new_roman_w_cs_times_new_roman_w_sz_w_val_24_w_szcs_w_val_24_w_lang_w_val_en_us_w_rpr_w_t_name_w_t_w_r_w_r_w_rsidrpr_009f7e20_w_rpr_w_rfonts_w_ascii_times_new_roman_w_hansi_times_new_roman_w_cs_times_new_roman_w_sz_w_val_24_w_szcs_w_val_24_w_rpr_w_t_xml_space_preserve }}</w:t>
+        <w:t xml:space="preserve">{{ court_name }}</w:t>
       </w:r>
     </w:p>
     <w:p>
@@ -45,7 +45,7 @@
           <w:sz w:val="24"/>
           <w:szCs w:val="24"/>
         </w:rPr>
-        <w:t xml:space="preserve">{{ w_t_w_r_w_r_w_rpr_w_rfonts_w_ascii_times_new_roman_w_hansi_times_new_roman_w_cs_times_new_roman_w_sz_w_val_24_w_szcs_w_val_24_w_lang_w_val_en_us_w_rpr_w_t_court_w_t_w_r_w_r_w_rsidrpr_009f7e20_w_rpr_w_rfonts_w_ascii_times_new_roman_w_hansi_times_new_roman_w_cs_times_new_roman_w_sz_w_val_24_w_szcs_w_val_24_w_rpr_w_t_xml_space_preserve_w_t_w_r_w_r_w_rpr_w_rfonts_w_ascii_times_new_roman_w_hansi_times_new_roman_w_cs_times_new_roman_w_sz_w_val_24_w_szcs_w_val_24_w_lang_w_val_en_us_w_rpr_w_t_address_w_t_w_r_w_r_w_rsidrpr_009f7e20_w_rpr_w_rfonts_w_ascii_times_new_roman_w_hansi_times_new_roman_w_cs_times_new_roman_w_sz_w_val_24_w_szcs_w_val_24_w_rpr_w_t_xml_space_preserve }}</w:t>
+        <w:t xml:space="preserve">{{ court_address }}</w:t>
       </w:r>
     </w:p>
     <w:p>
@@ -72,7 +72,7 @@
           <w:sz w:val="24"/>
           <w:szCs w:val="24"/>
         </w:rPr>
-        <w:t xml:space="preserve">{{ w_t_w_r_w_r_w_rsidr_009f7e20_w_rpr_w_rfonts_w_ascii_times_new_roman_w_hansi_times_new_roman_w_cs_times_new_roman_w_sz_w_val_24_w_szcs_w_val_24_w_lang_w_val_en_us_w_rpr_w_t_plaintiff_w_t_w_r_w_r_w_rsidr_009f7e20_w_rsidrpr_009f7e20_w_rpr_w_rfonts_w_ascii_times_new_roman_w_hansi_times_new_roman_w_cs_times_new_roman_w_sz_w_val_24_w_szcs_w_val_24_w_rpr_w_t_xml_space_preserve }}</w:t>
+        <w:t xml:space="preserve">{{ plaintiff }}</w:t>
       </w:r>
     </w:p>
     <w:p>
@@ -99,7 +99,7 @@
           <w:sz w:val="24"/>
           <w:szCs w:val="24"/>
         </w:rPr>
-        <w:t xml:space="preserve">{{ w_t_w_r_w_r_w_rsidr_009f7e20_w_rpr_w_rfonts_w_ascii_times_new_roman_w_hansi_times_new_roman_w_cs_times_new_roman_w_sz_w_val_24_w_szcs_w_val_24_w_lang_w_val_en_us_w_rpr_w_t_plaintiff_w_t_w_r_w_r_w_rsidr_009f7e20_w_rsidrpr_009f7e20_w_rpr_w_rfonts_w_ascii_times_new_roman_w_hansi_times_new_roman_w_cs_times_new_roman_w_sz_w_val_24_w_szcs_w_val_24_w_rpr_w_t_xml_space_preserve_w_t_w_r_w_r_w_rsidr_009f7e20_w_rpr_w_rfonts_w_ascii_times_new_roman_w_hansi_times_new_roman_w_cs_times_new_roman_w_sz_w_val_24_w_szcs_w_val_24_w_lang_w_val_en_us_w_rpr_w_t_representative_w_t_w_r_w_r_w_rsidr_009f7e20_w_rsidrpr_009f7e20_w_rpr_w_rfonts_w_ascii_times_new_roman_w_hansi_times_new_roman_w_cs_times_new_roman_w_sz_w_val_24_w_szcs_w_val_24_w_rpr_w_t_xml_space_preserve }}</w:t>
+        <w:t xml:space="preserve">{{ plaintiff_representative }}</w:t>
       </w:r>
     </w:p>
     <w:p>
@@ -126,7 +126,7 @@
           <w:sz w:val="24"/>
           <w:szCs w:val="24"/>
         </w:rPr>
-        <w:t xml:space="preserve">{{ w_t_w_r_w_r_w_rsidr_009f7e20_w_rpr_w_rfonts_w_ascii_times_new_roman_w_hansi_times_new_roman_w_cs_times_new_roman_w_sz_w_val_24_w_szcs_w_val_24_w_lang_w_val_en_us_w_rpr_w_t_defendant_w_t_w_r_w_r_w_rsidr_009f7e20_w_rsidrpr_009f7e20_w_rpr_w_rfonts_w_ascii_times_new_roman_w_hansi_times_new_roman_w_cs_times_new_roman_w_sz_w_val_24_w_szcs_w_val_24_w_rpr_w_t_xml_space_preserve }}</w:t>
+        <w:t xml:space="preserve">{{ defendant }}</w:t>
       </w:r>
     </w:p>
     <w:p>
@@ -242,7 +242,7 @@
           <w:sz w:val="24"/>
           <w:szCs w:val="24"/>
         </w:rPr>
-        <w:t xml:space="preserve">{{ w_t_w_r_w_r_w_rsidr_009f7e20_w_rpr_w_rfonts_w_ascii_times_new_roman_w_hansi_times_new_roman_w_cs_times_new_roman_w_sz_w_val_24_w_szcs_w_val_24_w_lang_w_val_en_us_w_rpr_w_t_order_w_t_w_r_w_r_w_rsidr_009f7e20_w_rsidrpr_009f7e20_w_rpr_w_rfonts_w_ascii_times_new_roman_w_hansi_times_new_roman_w_cs_times_new_roman_w_sz_w_val_24_w_szcs_w_val_24_w_rpr_w_t_xml_space_preserve_w_t_w_r_w_r_w_rsidr_009f7e20_w_rpr_w_rfonts_w_ascii_times_new_roman_w_hansi_times_new_roman_w_cs_times_new_roman_w_sz_w_val_24_w_szcs_w_val_24_w_lang_w_val_en_us_w_rpr_w_t_application_w_t_w_r_w_r_w_rsidr_009f7e20_w_rsidrpr_009f7e20_w_rpr_w_rfonts_w_ascii_times_new_roman_w_hansi_times_new_roman_w_cs_times_new_roman_w_sz_w_val_24_w_szcs_w_val_24_w_rpr_w_t_xml_space_preserve_w_t_w_r_w_r_w_rsidr_009f7e20_w_rpr_w_rfonts_w_ascii_times_new_roman_w_hansi_times_new_roman_w_cs_times_new_roman_w_sz_w_val_24_w_szcs_w_val_24_w_lang_w_val_en_us_w_rpr_w_t_date_w_t_w_r_w_r_w_rsidr_009f7e20_w_rsidrpr_009f7e20_w_rpr_w_rfonts_w_ascii_times_new_roman_w_hansi_times_new_roman_w_cs_times_new_roman_w_sz_w_val_24_w_szcs_w_val_24_w_rpr_w_t_xml_space_preserve }}</w:t>
+        <w:t xml:space="preserve">{{ order_application_date }}</w:t>
       </w:r>
       <w:r>
         <w:rPr>
@@ -258,7 +258,7 @@
           <w:sz w:val="24"/>
           <w:szCs w:val="24"/>
         </w:rPr>
-        <w:t xml:space="preserve">{{ w_t_w_r_w_r_w_rsidr_009f7e20_w_rpr_w_rfonts_w_ascii_times_new_roman_w_hansi_times_new_roman_w_cs_times_new_roman_w_sz_w_val_24_w_szcs_w_val_24_w_lang_w_val_en_us_w_rpr_w_t_order_w_t_w_r_w_r_w_rsidr_009f7e20_w_rsidrpr_009f7e20_w_rpr_w_rfonts_w_ascii_times_new_roman_w_hansi_times_new_roman_w_cs_times_new_roman_w_sz_w_val_24_w_szcs_w_val_24_w_rpr_w_t_xml_space_preserve_w_t_w_r_w_r_w_rsidr_009f7e20_w_rpr_w_rfonts_w_ascii_times_new_roman_w_hansi_times_new_roman_w_cs_times_new_roman_w_sz_w_val_24_w_szcs_w_val_24_w_lang_w_val_en_us_w_rpr_w_t_cancellation_w_t_w_r_w_r_w_rsidr_009f7e20_w_rsidrpr_009f7e20_w_rpr_w_rfonts_w_ascii_times_new_roman_w_hansi_times_new_roman_w_cs_times_new_roman_w_sz_w_val_24_w_szcs_w_val_24_w_rpr_w_t_xml_space_preserve_w_t_w_r_w_r_w_rsidr_009f7e20_w_rpr_w_rfonts_w_ascii_times_new_roman_w_hansi_times_new_roman_w_cs_times_new_roman_w_sz_w_val_24_w_szcs_w_val_24_w_lang_w_val_en_us_w_rpr_w_t_date_w_t_w_r_w_r_w_rsidr_009f7e20_w_rsidrpr_009f7e20_w_rpr_w_rfonts_w_ascii_times_new_roman_w_hansi_times_new_roman_w_cs_times_new_roman_w_sz_w_val_24_w_szcs_w_val_24_w_rpr_w_t_xml_space_preserve }}</w:t>
+        <w:t xml:space="preserve">{{ order_cancellation_date }}</w:t>
       </w:r>
       <w:r>
         <w:rPr>
@@ -292,7 +292,7 @@
           <w:sz w:val="24"/>
           <w:szCs w:val="24"/>
         </w:rPr>
-        <w:t xml:space="preserve">{{ w_t_w_r_w_r_w_rsidr_009f7e20_w_rpr_w_rfonts_w_ascii_times_new_roman_w_hansi_times_new_roman_w_cs_times_new_roman_w_sz_w_val_24_w_szcs_w_val_24_w_lang_w_val_en_us_w_rpr_w_t_party_w_t_w_r_w_r_w_rsidr_009f7e20_w_rsidrpr_009f7e20_w_rpr_w_rfonts_w_ascii_times_new_roman_w_hansi_times_new_roman_w_cs_times_new_roman_w_sz_w_val_24_w_szcs_w_val_24_w_rpr_w_t_xml_space_preserve_1 }}</w:t>
+        <w:t xml:space="preserve">{{ party }}</w:t>
       </w:r>
       <w:r>
         <w:rPr>
@@ -308,7 +308,7 @@
           <w:sz w:val="24"/>
           <w:szCs w:val="24"/>
         </w:rPr>
-        <w:t xml:space="preserve">{{ w_t_w_r_w_r_w_rsidr_009f7e20_w_rpr_w_rfonts_w_ascii_times_new_roman_w_hansi_times_new_roman_w_cs_times_new_roman_w_sz_w_val_24_w_szcs_w_val_24_w_lang_w_val_en_us_w_rpr_w_t_party_w_t_w_r_w_r_w_rsidr_009f7e20_w_rsidrpr_009f7e20_w_rpr_w_rfonts_w_ascii_times_new_roman_w_hansi_times_new_roman_w_cs_times_new_roman_w_sz_w_val_24_w_szcs_w_val_24_w_rpr_w_t_xml_space_preserve_2 }}</w:t>
+        <w:t xml:space="preserve">{{ party }}</w:t>
       </w:r>
       <w:r>
         <w:rPr>
@@ -324,7 +324,7 @@
           <w:sz w:val="24"/>
           <w:szCs w:val="24"/>
         </w:rPr>
-        <w:t xml:space="preserve">{{ w_t_w_r_w_r_w_rsidr_009f7e20_w_rpr_w_rfonts_w_ascii_times_new_roman_w_hansi_times_new_roman_w_cs_times_new_roman_w_sz_w_val_24_w_szcs_w_val_24_w_lang_w_val_en_us_w_rpr_w_t_contract_w_t_w_r_w_r_w_rsidr_009f7e20_w_rsidrpr_009f7e20_w_rpr_w_rfonts_w_ascii_times_new_roman_w_hansi_times_new_roman_w_cs_times_new_roman_w_sz_w_val_24_w_szcs_w_val_24_w_rpr_w_t_xml_space_preserve_w_t_w_r_w_r_w_rsidr_009f7e20_w_rpr_w_rfonts_w_ascii_times_new_roman_w_hansi_times_new_roman_w_cs_times_new_roman_w_sz_w_val_24_w_szcs_w_val_24_w_lang_w_val_en_us_w_rpr_w_t_type_w_t_w_r_w_r_w_rsidr_009f7e20_w_rsidrpr_009f7e20_w_rpr_w_rfonts_w_ascii_times_new_roman_w_hansi_times_new_roman_w_cs_times_new_roman_w_sz_w_val_24_w_szcs_w_val_24_w_rpr_w_t_xml_space_preserve }}</w:t>
+        <w:t xml:space="preserve">{{ contract_type }}</w:t>
       </w:r>
       <w:r>
         <w:rPr>
@@ -340,7 +340,7 @@
           <w:sz w:val="24"/>
           <w:szCs w:val="24"/>
         </w:rPr>
-        <w:t xml:space="preserve"> {{ w_t_w_r_w_r_w_rsidr_009f7e20_w_rpr_w_rfonts_w_ascii_times_new_roman_w_hansi_times_new_roman_w_cs_times_new_roman_w_sz_w_val_24_w_szcs_w_val_24_w_lang_w_val_en_us_w_rpr_w_t_contract_w_t_w_r_w_r_w_rsidr_009f7e20_w_rsidrpr_009f7e20_w_rpr_w_rfonts_w_ascii_times_new_roman_w_hansi_times_new_roman_w_cs_times_new_roman_w_sz_w_val_24_w_szcs_w_val_24_w_rpr_w_t_xml_space_preserve_w_t_w_r_w_r_w_rsidr_009f7e20_w_rpr_w_rfonts_w_ascii_times_new_roman_w_hansi_times_new_roman_w_cs_times_new_roman_w_sz_w_val_24_w_szcs_w_val_24_w_lang_w_val_en_us_w_rpr_w_t_number_w_t_w_r_w_r_w_rsidr_009f7e20_w_rsidrpr_009f7e20_w_rpr_w_rfonts_w_ascii_times_new_roman_w_hansi_times_new_roman_w_cs_times_new_roman_w_sz_w_val_24_w_szcs_w_val_24_w_rpr_w_t_xml_space_preserve }}</w:t>
+        <w:t xml:space="preserve"> {{ contract_number }}</w:t>
       </w:r>
       <w:r>
         <w:rPr>
@@ -356,7 +356,7 @@
           <w:sz w:val="24"/>
           <w:szCs w:val="24"/>
         </w:rPr>
-        <w:t xml:space="preserve">{{ w_t_w_r_w_r_w_rsidr_009f7e20_w_rpr_w_rfonts_w_ascii_times_new_roman_w_hansi_times_new_roman_w_cs_times_new_roman_w_sz_w_val_24_w_szcs_w_val_24_w_lang_w_val_en_us_w_rpr_w_t_contract_w_t_w_r_w_r_w_rsidr_009f7e20_w_rsidrpr_009f7e20_w_rpr_w_rfonts_w_ascii_times_new_roman_w_hansi_times_new_roman_w_cs_times_new_roman_w_sz_w_val_24_w_szcs_w_val_24_w_rpr_w_t_xml_space_preserve_w_t_w_r_w_r_w_rsidr_009f7e20_w_rpr_w_rfonts_w_ascii_times_new_roman_w_hansi_times_new_roman_w_cs_times_new_roman_w_sz_w_val_24_w_szcs_w_val_24_w_lang_w_val_en_us_w_rpr_w_t_date_w_t_w_r_w_r_w_rsidr_009f7e20_w_rsidrpr_009f7e20_w_rpr_w_rfonts_w_ascii_times_new_roman_w_hansi_times_new_roman_w_cs_times_new_roman_w_sz_w_val_24_w_szcs_w_val_24_w_rpr_w_t_xml_space_preserve }}</w:t>
+        <w:t xml:space="preserve">{{ contract_date }}</w:t>
       </w:r>
       <w:r>
         <w:rPr>
@@ -372,7 +372,7 @@
           <w:sz w:val="24"/>
           <w:szCs w:val="24"/>
         </w:rPr>
-        <w:t xml:space="preserve">{{ w_t_w_r_w_r_w_rsidr_009f7e20_w_rpr_w_rfonts_w_ascii_times_new_roman_w_hansi_times_new_roman_w_cs_times_new_roman_w_sz_w_val_24_w_szcs_w_val_24_w_lang_w_val_en_us_w_rpr_w_t_plaintiff_w_t_w_r_w_r_w_rsidr_009f7e20_w_rsidrpr_009f7e20_w_rpr_w_rfonts_w_ascii_times_new_roman_w_hansi_times_new_roman_w_cs_times_new_roman_w_sz_w_val_24_w_szcs_w_val_24_w_rpr_w_t_xml_space_preserve_w_t_w_r_w_r_w_rsidr_009f7e20_w_rpr_w_rfonts_w_ascii_times_new_roman_w_hansi_times_new_roman_w_cs_times_new_roman_w_sz_w_val_24_w_szcs_w_val_24_w_lang_w_val_en_us_w_rpr_w_t_role_w_t_w_r_w_r_w_rsidr_009f7e20_w_rsidrpr_009f7e20_w_rpr_w_rfonts_w_ascii_times_new_roman_w_hansi_times_new_roman_w_cs_times_new_roman_w_sz_w_val_24_w_szcs_w_val_24_w_rpr_w_t_xml_space_preserve }}</w:t>
+        <w:t xml:space="preserve">{{ plaintiff_role }}</w:t>
       </w:r>
       <w:r>
         <w:rPr>
@@ -388,7 +388,7 @@
           <w:sz w:val="24"/>
           <w:szCs w:val="24"/>
         </w:rPr>
-        <w:t xml:space="preserve"> {{ w_t_w_r_w_r_w_rsidr_009f7e20_w_rpr_w_rfonts_w_ascii_times_new_roman_w_hansi_times_new_roman_w_cs_times_new_roman_w_sz_w_val_24_w_szcs_w_val_24_w_lang_w_val_en_us_w_rpr_w_t_defendant_w_t_w_r_w_r_w_rsidr_009f7e20_w_rsidrpr_009f7e20_w_rpr_w_rfonts_w_ascii_times_new_roman_w_hansi_times_new_roman_w_cs_times_new_roman_w_sz_w_val_24_w_szcs_w_val_24_w_rpr_w_t_xml_space_preserve_w_t_w_r_w_r_w_rsidr_009f7e20_w_rpr_w_rfonts_w_ascii_times_new_roman_w_hansi_times_new_roman_w_cs_times_new_roman_w_sz_w_val_24_w_szcs_w_val_24_w_lang_w_val_en_us_w_rpr_w_t_role_w_t_w_r_w_r_w_rsidr_009f7e20_w_rsidrpr_009f7e20_w_rpr_w_rfonts_w_ascii_times_new_roman_w_hansi_times_new_roman_w_cs_times_new_roman_w_sz_w_val_24_w_szcs_w_val_24_w_rpr_w_t_xml_space_preserve }}</w:t>
+        <w:t xml:space="preserve"> {{ defendant_role }}</w:t>
       </w:r>
       <w:r>
         <w:rPr>
@@ -404,7 +404,7 @@
           <w:sz w:val="24"/>
           <w:szCs w:val="24"/>
         </w:rPr>
-        <w:t xml:space="preserve">{{ w_t_w_r_w_r_w_rsidr_009f7e20_w_rpr_w_rfonts_w_ascii_times_new_roman_w_hansi_times_new_roman_w_cs_times_new_roman_w_sz_w_val_24_w_szcs_w_val_24_w_lang_w_val_en_us_w_rpr_w_t_plaintiff_w_t_w_r_w_r_w_rsidr_009f7e20_w_rsidrpr_009f7e20_w_rpr_w_rfonts_w_ascii_times_new_roman_w_hansi_times_new_roman_w_cs_times_new_roman_w_sz_w_val_24_w_szcs_w_val_24_w_rpr_w_t_xml_space_preserve_w_t_w_r_w_r_w_rsidr_009f7e20_w_rpr_w_rfonts_w_ascii_times_new_roman_w_hansi_times_new_roman_w_cs_times_new_roman_w_sz_w_val_24_w_szcs_w_val_24_w_lang_w_val_en_us_w_rpr_w_t_obligations_w_t_w_r_w_r_w_rsidr_009f7e20_w_rsidrpr_009f7e20_w_rpr_w_rfonts_w_ascii_times_new_roman_w_hansi_times_new_roman_w_cs_times_new_roman_w_sz_w_val_24_w_szcs_w_val_24_w_rpr_w_t_xml_space_preserve }},</w:t>
+        <w:t xml:space="preserve">{{ plaintiff_obligations }},</w:t>
       </w:r>
       <w:r>
         <w:rPr>
@@ -420,7 +420,7 @@
           <w:sz w:val="24"/>
           <w:szCs w:val="24"/>
         </w:rPr>
-        <w:t xml:space="preserve">{{ w_t_w_r_w_r_w_rsidr_009f7e20_w_rpr_w_rfonts_w_ascii_times_new_roman_w_hansi_times_new_roman_w_cs_times_new_roman_w_sz_w_val_24_w_szcs_w_val_24_w_lang_w_val_en_us_w_rpr_w_t_defendant_w_t_w_r_w_r_w_rsidr_009f7e20_w_rsidrpr_009f7e20_w_rpr_w_rfonts_w_ascii_times_new_roman_w_hansi_times_new_roman_w_cs_times_new_roman_w_sz_w_val_24_w_szcs_w_val_24_w_rpr_w_t_xml_space_preserve_w_t_w_r_w_r_w_rsidr_009f7e20_w_rpr_w_rfonts_w_ascii_times_new_roman_w_hansi_times_new_roman_w_cs_times_new_roman_w_sz_w_val_24_w_szcs_w_val_24_w_lang_w_val_en_us_w_rpr_w_t_obligations_w_t_w_r_w_r_w_rsidr_009f7e20_w_rsidrpr_009f7e20_w_rpr_w_rfonts_w_ascii_times_new_roman_w_hansi_times_new_roman_w_cs_times_new_roman_w_sz_w_val_24_w_szcs_w_val_24_w_rpr_w_t_xml_space_preserve }}</w:t>
+        <w:t xml:space="preserve">{{ defendant_obligations }}</w:t>
       </w:r>
       <w:r>
         <w:rPr>
@@ -436,7 +436,7 @@
           <w:sz w:val="24"/>
           <w:szCs w:val="24"/>
         </w:rPr>
-        <w:t xml:space="preserve">{{ w_t_w_r_w_r_w_rsidr_009f7e20_w_rpr_w_rfonts_w_ascii_times_new_roman_w_hansi_times_new_roman_w_cs_times_new_roman_w_sz_w_val_24_w_szcs_w_val_24_w_lang_w_val_en_us_w_rpr_w_t_payment_w_t_w_r_w_r_w_rsidr_009f7e20_w_rsidrpr_009f7e20_w_rpr_w_rfonts_w_ascii_times_new_roman_w_hansi_times_new_roman_w_cs_times_new_roman_w_sz_w_val_24_w_szcs_w_val_24_w_rpr_w_t_xml_space_preserve_w_t_w_r_w_r_w_rsidr_009f7e20_w_rpr_w_rfonts_w_ascii_times_new_roman_w_hansi_times_new_roman_w_cs_times_new_roman_w_sz_w_val_24_w_szcs_w_val_24_w_lang_w_val_en_us_w_rpr_w_t_amount_w_t_w_r_w_r_w_rsidr_009f7e20_w_rsidrpr_009f7e20_w_rpr_w_rfonts_w_ascii_times_new_roman_w_hansi_times_new_roman_w_cs_times_new_roman_w_sz_w_val_24_w_szcs_w_val_24_w_rpr_w_t_xml_space_preserve }}</w:t>
+        <w:t xml:space="preserve">{{ payment_amount }}</w:t>
       </w:r>
       <w:r>
         <w:rPr>
@@ -499,7 +499,7 @@
           <w:sz w:val="24"/>
           <w:szCs w:val="24"/>
         </w:rPr>
-        <w:t>{{ w_t_w_r_w_r_w_rpr_w_rfonts_w_ascii_times_new_roman_w_hansi_times_new_roman_w_cs_times_new_roman_w_sz_w_val_24_w_szcs_w_val_24_w_lang_w_val_en_us_w_rpr_w_t_xml_space_preserve_claims_list }}</w:t>
+        <w:t>{{ claims_list }}</w:t>
       </w:r>
     </w:p>
     <w:p>
